--- a/patent-package/final/provisional/editable/provisional-cover-sheet.docx
+++ b/patent-package/final/provisional/editable/provisional-cover-sheet.docx
@@ -1463,7 +1463,7 @@
                 <w:sz w:val="20"/>
                 <w:szCs w:val="20"/>
               </w:rPr>
-              <w:t xml:space="preserve">Checked. 42 pages (specification with claims and abstract, as rendered from editable/specification.docx; if the document is edited before filing, recount)</w:t>
+              <w:t xml:space="preserve">Checked. 37 pages (specification with claims and abstract, as rendered from editable/specification.docx; if the document is edited before filing, recount)</w:t>
             </w:r>
           </w:p>
         </w:tc>
